--- a/content/blog/klyuchi-kitajskih-ieroglifov.VK.docx
+++ b/content/blog/klyuchi-kitajskih-ieroglifov.VK.docx
@@ -92,150 +92,6 @@
           <w:sz w:val="23"/>
         </w:rPr>
         <w:t>Эти «детали» называются ключами. Разберёмся, что такое ключ, сколько их всего и как они превращают зубрёжку в осмысленное чтение.</w:t>
-      </w:r>
-    </w:p>
-    <w:p>
-      <w:pPr>
-        <w:spacing w:before="200" w:after="40"/>
-      </w:pPr>
-      <w:r>
-        <w:rPr>
-          <w:b/>
-          <w:color w:val="2C2420"/>
-          <w:sz w:val="24"/>
-        </w:rPr>
-        <w:t>Кому будет полезна статья</w:t>
-      </w:r>
-    </w:p>
-    <w:p>
-      <w:pPr>
-        <w:spacing w:after="160"/>
-      </w:pPr>
-      <w:r>
-        <w:rPr>
-          <w:b w:val="0"/>
-          <w:color w:val="2C2420"/>
-          <w:sz w:val="23"/>
-        </w:rPr>
-        <w:t>Тем, кто учит или собирается учить китайский и боится иероглифов. Вы поймёте их внутреннюю логику — и перестанете видеть в них хаос.</w:t>
-      </w:r>
-    </w:p>
-    <w:p>
-      <w:pPr>
-        <w:spacing w:before="200" w:after="40"/>
-      </w:pPr>
-      <w:r>
-        <w:rPr>
-          <w:b/>
-          <w:color w:val="2C2420"/>
-          <w:sz w:val="24"/>
-        </w:rPr>
-        <w:t>Что вы узнаете</w:t>
-      </w:r>
-    </w:p>
-    <w:p>
-      <w:pPr>
-        <w:spacing w:after="40"/>
-      </w:pPr>
-      <w:r>
-        <w:rPr>
-          <w:b/>
-          <w:color w:val="A41E3A"/>
-          <w:sz w:val="23"/>
-        </w:rPr>
-        <w:t xml:space="preserve">1. </w:t>
-      </w:r>
-      <w:r>
-        <w:rPr>
-          <w:b w:val="0"/>
-          <w:color w:val="2C2420"/>
-          <w:sz w:val="23"/>
-        </w:rPr>
-        <w:t>Что такое ключ (радикал) и зачем он нужен</w:t>
-      </w:r>
-    </w:p>
-    <w:p>
-      <w:pPr>
-        <w:spacing w:after="40"/>
-      </w:pPr>
-      <w:r>
-        <w:rPr>
-          <w:b/>
-          <w:color w:val="A41E3A"/>
-          <w:sz w:val="23"/>
-        </w:rPr>
-        <w:t xml:space="preserve">2. </w:t>
-      </w:r>
-      <w:r>
-        <w:rPr>
-          <w:b w:val="0"/>
-          <w:color w:val="2C2420"/>
-          <w:sz w:val="23"/>
-        </w:rPr>
-        <w:t>Сколько всего ключей в китайском</w:t>
-      </w:r>
-    </w:p>
-    <w:p>
-      <w:pPr>
-        <w:spacing w:after="40"/>
-      </w:pPr>
-      <w:r>
-        <w:rPr>
-          <w:b/>
-          <w:color w:val="A41E3A"/>
-          <w:sz w:val="23"/>
-        </w:rPr>
-        <w:t xml:space="preserve">3. </w:t>
-      </w:r>
-      <w:r>
-        <w:rPr>
-          <w:b w:val="0"/>
-          <w:color w:val="2C2420"/>
-          <w:sz w:val="23"/>
-        </w:rPr>
-        <w:t>Чем ключ отличается от графемы</w:t>
-      </w:r>
-    </w:p>
-    <w:p>
-      <w:pPr>
-        <w:spacing w:after="40"/>
-      </w:pPr>
-      <w:r>
-        <w:rPr>
-          <w:b/>
-          <w:color w:val="A41E3A"/>
-          <w:sz w:val="23"/>
-        </w:rPr>
-        <w:t xml:space="preserve">4. </w:t>
-      </w:r>
-      <w:r>
-        <w:rPr>
-          <w:b w:val="0"/>
-          <w:color w:val="2C2420"/>
-          <w:sz w:val="23"/>
-        </w:rPr>
-        <w:t>Самые частые ключи с примерами</w:t>
-      </w:r>
-    </w:p>
-    <w:p>
-      <w:pPr>
-        <w:spacing w:after="40"/>
-      </w:pPr>
-      <w:r>
-        <w:rPr>
-          <w:b/>
-          <w:color w:val="A41E3A"/>
-          <w:sz w:val="23"/>
-        </w:rPr>
-        <w:t xml:space="preserve">5. </w:t>
-      </w:r>
-      <w:r>
-        <w:rPr>
-          <w:b w:val="0"/>
-          <w:color w:val="2C2420"/>
-          <w:sz w:val="23"/>
-        </w:rPr>
-        <w:t>Как ключи помогают учить и искать иероглифы</w:t>
       </w:r>
     </w:p>
     <w:p>

--- a/content/blog/klyuchi-kitajskih-ieroglifov.VK.docx
+++ b/content/blog/klyuchi-kitajskih-ieroglifov.VK.docx
@@ -243,7 +243,7 @@
       <w:r>
         <w:drawing>
           <wp:inline xmlns:a="http://schemas.openxmlformats.org/drawingml/2006/main" xmlns:pic="http://schemas.openxmlformats.org/drawingml/2006/picture">
-            <wp:extent cx="5760720" cy="3024378"/>
+            <wp:extent cx="5760720" cy="3043580"/>
             <wp:docPr id="2" name="Picture 2"/>
             <wp:cNvGraphicFramePr>
               <a:graphicFrameLocks noChangeAspect="1"/>
@@ -264,7 +264,7 @@
                   <pic:spPr>
                     <a:xfrm>
                       <a:off x="0" y="0"/>
-                      <a:ext cx="5760720" cy="3024378"/>
+                      <a:ext cx="5760720" cy="3043580"/>
                     </a:xfrm>
                     <a:prstGeom prst="rect"/>
                   </pic:spPr>
@@ -404,7 +404,7 @@
       <w:r>
         <w:drawing>
           <wp:inline xmlns:a="http://schemas.openxmlformats.org/drawingml/2006/main" xmlns:pic="http://schemas.openxmlformats.org/drawingml/2006/picture">
-            <wp:extent cx="5760720" cy="4550969"/>
+            <wp:extent cx="5760720" cy="4560570"/>
             <wp:docPr id="3" name="Picture 3"/>
             <wp:cNvGraphicFramePr>
               <a:graphicFrameLocks noChangeAspect="1"/>
@@ -425,7 +425,7 @@
                   <pic:spPr>
                     <a:xfrm>
                       <a:off x="0" y="0"/>
-                      <a:ext cx="5760720" cy="4550969"/>
+                      <a:ext cx="5760720" cy="4560570"/>
                     </a:xfrm>
                     <a:prstGeom prst="rect"/>
                   </pic:spPr>
@@ -484,7 +484,7 @@
       <w:r>
         <w:drawing>
           <wp:inline xmlns:a="http://schemas.openxmlformats.org/drawingml/2006/main" xmlns:pic="http://schemas.openxmlformats.org/drawingml/2006/picture">
-            <wp:extent cx="5760720" cy="3600450"/>
+            <wp:extent cx="5760720" cy="3624453"/>
             <wp:docPr id="4" name="Picture 4"/>
             <wp:cNvGraphicFramePr>
               <a:graphicFrameLocks noChangeAspect="1"/>
@@ -505,7 +505,7 @@
                   <pic:spPr>
                     <a:xfrm>
                       <a:off x="0" y="0"/>
-                      <a:ext cx="5760720" cy="3600450"/>
+                      <a:ext cx="5760720" cy="3624453"/>
                     </a:xfrm>
                     <a:prstGeom prst="rect"/>
                   </pic:spPr>
